--- a/ind/docx/014.content.docx
+++ b/ind/docx/014.content.docx
@@ -128,19 +128,6 @@
           <w:lang w:val="id_ID" w:bidi="id_ID"/>
         </w:rPr>
         <w:t>M</w:t>
-      </w:r>
-      <w:r>
-        <w:rPr>
-          <w:lang w:val="id_ID" w:bidi="id_ID"/>
-        </w:rPr>
-      </w:r>
-    </w:p>
-    <w:p>
-      <w:pPr/>
-      <w:r>
-        <w:rPr>
-          <w:lang w:val="id_ID" w:bidi="id_ID"/>
-        </w:rPr>
       </w:r>
       <w:r>
         <w:rPr>

--- a/ind/docx/014.content.docx
+++ b/ind/docx/014.content.docx
@@ -19,7 +19,7 @@
         <w:rPr>
           <w:lang w:val="id_ID" w:bidi="id_ID"/>
         </w:rPr>
-        <w:t>Resource: Istilah Kunci (unfoldingWord)</w:t>
+        <w:t>Resource: unfoldingWord® Translation Words</w:t>
       </w:r>
       <w:r>
         <w:rPr>
@@ -90,7 +90,7 @@
         <w:rPr>
           <w:lang w:val="id_ID" w:bidi="id_ID"/>
         </w:rPr>
-        <w:t>Istilah Kunci (unfoldingWord)</w:t>
+        <w:t>unfoldingWord® Translation Words</w:t>
       </w:r>
     </w:p>
     <w:p>

--- a/ind/docx/014.content.docx
+++ b/ind/docx/014.content.docx
@@ -6022,6 +6022,303 @@
         <w:rPr>
           <w:lang w:val="id_ID" w:bidi="id_ID"/>
         </w:rPr>
+        <w:t>Maria Magdalena</w:t>
+      </w:r>
+      <w:r>
+        <w:rPr>
+          <w:lang w:val="id_ID" w:bidi="id_ID"/>
+        </w:rPr>
+      </w:r>
+    </w:p>
+    <w:p>
+      <w:pPr>
+        <w:pStyle w:val="Heading3"/>
+      </w:pPr>
+      <w:r>
+        <w:rPr>
+          <w:lang w:val="id_ID" w:bidi="id_ID"/>
+        </w:rPr>
+        <w:t>Fakta:</w:t>
+      </w:r>
+    </w:p>
+    <w:p>
+      <w:pPr/>
+      <w:r>
+        <w:rPr>
+          <w:lang w:val="id_ID" w:bidi="id_ID"/>
+        </w:rPr>
+      </w:r>
+      <w:r>
+        <w:rPr>
+          <w:lang w:val="id_ID" w:bidi="id_ID"/>
+        </w:rPr>
+        <w:t>Maria Magdalena adalah salah satu dari beberapa perempuan yang percaya kepada Yesus dan mengikuti Dia dalam pelayanannya. Dia dikenal sebagai orang yang disembuhkan Yesus dari tujuh setan yang menguasainya.</w:t>
+      </w:r>
+    </w:p>
+    <w:p>
+      <w:pPr/>
+      <w:r>
+        <w:rPr>
+          <w:lang w:val="id_ID" w:bidi="id_ID"/>
+        </w:rPr>
+      </w:r>
+      <w:r>
+        <w:rPr>
+          <w:lang w:val="id_ID" w:bidi="id_ID"/>
+        </w:rPr>
+        <w:t>*Maria Magdalena dan beberapa perempuan lainnya membantu mendukung Yesus dan para rasulnya dengan memberi kepada mereka.</w:t>
+      </w:r>
+    </w:p>
+    <w:p>
+      <w:pPr>
+        <w:pStyle w:val="ListBullet"/>
+        <w:spacing w:line="240" w:lineRule="auto"/>
+        <w:ind w:left="720"/>
+      </w:pPr>
+      <w:r>
+        <w:rPr>
+          <w:lang w:val="id_ID" w:bidi="id_ID"/>
+        </w:rPr>
+      </w:r>
+      <w:r>
+        <w:rPr>
+          <w:lang w:val="id_ID" w:bidi="id_ID"/>
+        </w:rPr>
+        <w:t>Dia juga disebutkan sebagai salah satu perempuan yang pertama kali melihat Yesus setelah Dia bangkit dari kematian.</w:t>
+      </w:r>
+    </w:p>
+    <w:p>
+      <w:pPr>
+        <w:pStyle w:val="ListBullet"/>
+        <w:spacing w:line="240" w:lineRule="auto"/>
+        <w:ind w:left="720"/>
+      </w:pPr>
+      <w:r>
+        <w:rPr>
+          <w:lang w:val="id_ID" w:bidi="id_ID"/>
+        </w:rPr>
+      </w:r>
+      <w:r>
+        <w:rPr>
+          <w:lang w:val="id_ID" w:bidi="id_ID"/>
+        </w:rPr>
+        <w:t>Saat Maria Magdalena berdiri di luar kubur yang kosong, dia melihat Yesus berdiri di sana dan Yesus menyuruhnya pergi dan memberi tahu murid-murid lain bahwa Dia hidup kembali.</w:t>
+      </w:r>
+    </w:p>
+    <w:p>
+      <w:pPr/>
+      <w:r>
+        <w:rPr>
+          <w:lang w:val="id_ID" w:bidi="id_ID"/>
+        </w:rPr>
+      </w:r>
+      <w:r>
+        <w:rPr>
+          <w:lang w:val="id_ID" w:bidi="id_ID"/>
+        </w:rPr>
+        <w:t>(Saran terjemahan: Cara Menerjemahkan Nama)</w:t>
+      </w:r>
+    </w:p>
+    <w:p>
+      <w:pPr/>
+      <w:r>
+        <w:rPr>
+          <w:lang w:val="id_ID" w:bidi="id_ID"/>
+        </w:rPr>
+      </w:r>
+      <w:r>
+        <w:rPr>
+          <w:lang w:val="id_ID" w:bidi="id_ID"/>
+        </w:rPr>
+        <w:t xml:space="preserve">(Lihat juga: </w:t>
+      </w:r>
+      <w:r>
+        <w:rPr>
+          <w:lang w:val="id_ID" w:bidi="id_ID"/>
+        </w:rPr>
+        <w:t>demon</w:t>
+      </w:r>
+      <w:r>
+        <w:rPr>
+          <w:lang w:val="id_ID" w:bidi="id_ID"/>
+        </w:rPr>
+        <w:t xml:space="preserve">, </w:t>
+      </w:r>
+      <w:r>
+        <w:rPr>
+          <w:lang w:val="id_ID" w:bidi="id_ID"/>
+        </w:rPr>
+        <w:t>demon-possessed</w:t>
+      </w:r>
+      <w:r>
+        <w:rPr>
+          <w:lang w:val="id_ID" w:bidi="id_ID"/>
+        </w:rPr>
+        <w:t>)</w:t>
+      </w:r>
+    </w:p>
+    <w:p>
+      <w:pPr>
+        <w:pStyle w:val="Heading3"/>
+      </w:pPr>
+      <w:r>
+        <w:rPr>
+          <w:lang w:val="id_ID" w:bidi="id_ID"/>
+        </w:rPr>
+        <w:t>Referensi Alkitab:</w:t>
+      </w:r>
+    </w:p>
+    <w:p>
+      <w:pPr>
+        <w:pStyle w:val="ListBullet"/>
+        <w:spacing w:line="240" w:lineRule="auto"/>
+        <w:ind w:left="720"/>
+      </w:pPr>
+      <w:r>
+        <w:rPr>
+          <w:lang w:val="id_ID" w:bidi="id_ID"/>
+        </w:rPr>
+      </w:r>
+      <w:hyperlink r:id="rId76">
+        <w:r>
+          <w:rPr>
+            <w:lang w:val="id_ID" w:bidi="id_ID"/>
+          </w:rPr>
+          <w:rPr>
+            <w:color w:val="0000EE"/>
+            <w:u w:val="single"/>
+          </w:rPr>
+          <w:t>Lukas 8:1–3</w:t>
+        </w:r>
+      </w:hyperlink>
+    </w:p>
+    <w:p>
+      <w:pPr>
+        <w:pStyle w:val="ListBullet"/>
+        <w:spacing w:line="240" w:lineRule="auto"/>
+        <w:ind w:left="720"/>
+      </w:pPr>
+      <w:r>
+        <w:rPr>
+          <w:lang w:val="id_ID" w:bidi="id_ID"/>
+        </w:rPr>
+      </w:r>
+      <w:hyperlink r:id="rId77">
+        <w:r>
+          <w:rPr>
+            <w:lang w:val="id_ID" w:bidi="id_ID"/>
+          </w:rPr>
+          <w:rPr>
+            <w:color w:val="0000EE"/>
+            <w:u w:val="single"/>
+          </w:rPr>
+          <w:t>Lukas 24:8–10</w:t>
+        </w:r>
+      </w:hyperlink>
+    </w:p>
+    <w:p>
+      <w:pPr>
+        <w:pStyle w:val="ListBullet"/>
+        <w:spacing w:line="240" w:lineRule="auto"/>
+        <w:ind w:left="720"/>
+      </w:pPr>
+      <w:r>
+        <w:rPr>
+          <w:lang w:val="id_ID" w:bidi="id_ID"/>
+        </w:rPr>
+      </w:r>
+      <w:hyperlink r:id="rId78">
+        <w:r>
+          <w:rPr>
+            <w:lang w:val="id_ID" w:bidi="id_ID"/>
+          </w:rPr>
+          <w:rPr>
+            <w:color w:val="0000EE"/>
+            <w:u w:val="single"/>
+          </w:rPr>
+          <w:t>Markus 15:39–41</w:t>
+        </w:r>
+      </w:hyperlink>
+    </w:p>
+    <w:p>
+      <w:pPr>
+        <w:pStyle w:val="ListBullet"/>
+        <w:spacing w:line="240" w:lineRule="auto"/>
+        <w:ind w:left="720"/>
+      </w:pPr>
+      <w:r>
+        <w:rPr>
+          <w:lang w:val="id_ID" w:bidi="id_ID"/>
+        </w:rPr>
+      </w:r>
+      <w:hyperlink r:id="rId79">
+        <w:r>
+          <w:rPr>
+            <w:lang w:val="id_ID" w:bidi="id_ID"/>
+          </w:rPr>
+          <w:rPr>
+            <w:color w:val="0000EE"/>
+            <w:u w:val="single"/>
+          </w:rPr>
+          <w:t>Matius 27:54–56</w:t>
+        </w:r>
+      </w:hyperlink>
+    </w:p>
+    <w:p>
+      <w:pPr>
+        <w:pStyle w:val="Heading3"/>
+      </w:pPr>
+      <w:r>
+        <w:rPr>
+          <w:lang w:val="id_ID" w:bidi="id_ID"/>
+        </w:rPr>
+        <w:t>Data Kata:</w:t>
+      </w:r>
+    </w:p>
+    <w:p>
+      <w:pPr>
+        <w:pStyle w:val="ListBullet"/>
+        <w:spacing w:line="240" w:lineRule="auto"/>
+        <w:ind w:left="720"/>
+      </w:pPr>
+      <w:r>
+        <w:rPr>
+          <w:lang w:val="id_ID" w:bidi="id_ID"/>
+        </w:rPr>
+      </w:r>
+      <w:r>
+        <w:rPr>
+          <w:lang w:val="id_ID" w:bidi="id_ID"/>
+        </w:rPr>
+        <w:t>Strong’s: G30940, G31370</w:t>
+      </w:r>
+      <w:r>
+        <w:rPr>
+          <w:lang w:val="id_ID" w:bidi="id_ID"/>
+        </w:rPr>
+      </w:r>
+      <w:r>
+        <w:rPr>
+          <w:lang w:val="id_ID" w:bidi="id_ID"/>
+        </w:rPr>
+      </w:r>
+    </w:p>
+    <w:p>
+      <w:pPr/>
+      <w:r>
+        <w:rPr>
+          <w:lang w:val="id_ID" w:bidi="id_ID"/>
+        </w:rPr>
+      </w:r>
+    </w:p>
+    <w:p>
+      <w:pPr>
+        <w:pStyle w:val="Heading2"/>
+      </w:pPr>
+      <w:r>
+        <w:rPr>
+          <w:lang w:val="id_ID" w:bidi="id_ID"/>
+        </w:rPr>
         <w:t>Maria (saudara perempuan Marta)</w:t>
       </w:r>
       <w:r>
@@ -6243,7 +6540,7 @@
           <w:lang w:val="id_ID" w:bidi="id_ID"/>
         </w:rPr>
       </w:r>
-      <w:hyperlink r:id="rId76">
+      <w:hyperlink r:id="rId80">
         <w:r>
           <w:rPr>
             <w:lang w:val="id_ID" w:bidi="id_ID"/>
@@ -6267,7 +6564,7 @@
           <w:lang w:val="id_ID" w:bidi="id_ID"/>
         </w:rPr>
       </w:r>
-      <w:hyperlink r:id="rId77">
+      <w:hyperlink r:id="rId81">
         <w:r>
           <w:rPr>
             <w:lang w:val="id_ID" w:bidi="id_ID"/>
@@ -6291,7 +6588,7 @@
           <w:lang w:val="id_ID" w:bidi="id_ID"/>
         </w:rPr>
       </w:r>
-      <w:hyperlink r:id="rId78">
+      <w:hyperlink r:id="rId82">
         <w:r>
           <w:rPr>
             <w:lang w:val="id_ID" w:bidi="id_ID"/>
@@ -6359,7 +6656,7 @@
         <w:rPr>
           <w:lang w:val="id_ID" w:bidi="id_ID"/>
         </w:rPr>
-        <w:t>Maria Magdalena</w:t>
+        <w:t>Marta</w:t>
       </w:r>
       <w:r>
         <w:rPr>
@@ -6389,7 +6686,7 @@
         <w:rPr>
           <w:lang w:val="id_ID" w:bidi="id_ID"/>
         </w:rPr>
-        <w:t>Maria Magdalena adalah salah satu dari beberapa perempuan yang percaya kepada Yesus dan mengikuti Dia dalam pelayanannya. Dia dikenal sebagai orang yang disembuhkan Yesus dari tujuh setan yang menguasainya.</w:t>
+        <w:t>Marta adalah seorang perempuan dari Betania yang mengikut Yesus.</w:t>
       </w:r>
     </w:p>
     <w:p>
@@ -6403,43 +6700,43 @@
         <w:rPr>
           <w:lang w:val="id_ID" w:bidi="id_ID"/>
         </w:rPr>
-        <w:t>*Maria Magdalena dan beberapa perempuan lainnya membantu mendukung Yesus dan para rasulnya dengan memberi kepada mereka.</w:t>
-      </w:r>
-    </w:p>
-    <w:p>
-      <w:pPr>
-        <w:pStyle w:val="ListBullet"/>
-        <w:spacing w:line="240" w:lineRule="auto"/>
-        <w:ind w:left="720"/>
-      </w:pPr>
-      <w:r>
-        <w:rPr>
-          <w:lang w:val="id_ID" w:bidi="id_ID"/>
-        </w:rPr>
-      </w:r>
-      <w:r>
-        <w:rPr>
-          <w:lang w:val="id_ID" w:bidi="id_ID"/>
-        </w:rPr>
-        <w:t>Dia juga disebutkan sebagai salah satu perempuan yang pertama kali melihat Yesus setelah Dia bangkit dari kematian.</w:t>
-      </w:r>
-    </w:p>
-    <w:p>
-      <w:pPr>
-        <w:pStyle w:val="ListBullet"/>
-        <w:spacing w:line="240" w:lineRule="auto"/>
-        <w:ind w:left="720"/>
-      </w:pPr>
-      <w:r>
-        <w:rPr>
-          <w:lang w:val="id_ID" w:bidi="id_ID"/>
-        </w:rPr>
-      </w:r>
-      <w:r>
-        <w:rPr>
-          <w:lang w:val="id_ID" w:bidi="id_ID"/>
-        </w:rPr>
-        <w:t>Saat Maria Magdalena berdiri di luar kubur yang kosong, dia melihat Yesus berdiri di sana dan Yesus menyuruhnya pergi dan memberi tahu murid-murid lain bahwa Dia hidup kembali.</w:t>
+        <w:t>*Marta mempunyai seorang saudara perempuan bernama Maria dan seorang saudara laki-laki bernama Lazarus, yang juga mengikut Yesus.</w:t>
+      </w:r>
+    </w:p>
+    <w:p>
+      <w:pPr>
+        <w:pStyle w:val="ListBullet"/>
+        <w:spacing w:line="240" w:lineRule="auto"/>
+        <w:ind w:left="720"/>
+      </w:pPr>
+      <w:r>
+        <w:rPr>
+          <w:lang w:val="id_ID" w:bidi="id_ID"/>
+        </w:rPr>
+      </w:r>
+      <w:r>
+        <w:rPr>
+          <w:lang w:val="id_ID" w:bidi="id_ID"/>
+        </w:rPr>
+        <w:t>Suatu kali ketika Yesus mengunjungi mereka di rumah mereka, perhatian Marta adalah mempersiapkan makanan sementara saudara perempuannya, Maria, duduk dan mendengarkan Yesus mengajar.</w:t>
+      </w:r>
+    </w:p>
+    <w:p>
+      <w:pPr>
+        <w:pStyle w:val="ListBullet"/>
+        <w:spacing w:line="240" w:lineRule="auto"/>
+        <w:ind w:left="720"/>
+      </w:pPr>
+      <w:r>
+        <w:rPr>
+          <w:lang w:val="id_ID" w:bidi="id_ID"/>
+        </w:rPr>
+      </w:r>
+      <w:r>
+        <w:rPr>
+          <w:lang w:val="id_ID" w:bidi="id_ID"/>
+        </w:rPr>
+        <w:t>Ketika Lazarus meninggal, Marta memberi tahu Yesus bahwa dia percaya bahwa Yesus adalah Kristus, Anak Allah.</w:t>
       </w:r>
     </w:p>
     <w:p>
@@ -6473,7 +6770,7 @@
         <w:rPr>
           <w:lang w:val="id_ID" w:bidi="id_ID"/>
         </w:rPr>
-        <w:t>demon</w:t>
+        <w:t>Lazarus</w:t>
       </w:r>
       <w:r>
         <w:rPr>
@@ -6485,7 +6782,7 @@
         <w:rPr>
           <w:lang w:val="id_ID" w:bidi="id_ID"/>
         </w:rPr>
-        <w:t>demon-possessed</w:t>
+        <w:t>Mary (sister of Martha)</w:t>
       </w:r>
       <w:r>
         <w:rPr>
@@ -6516,40 +6813,16 @@
           <w:lang w:val="id_ID" w:bidi="id_ID"/>
         </w:rPr>
       </w:r>
-      <w:hyperlink r:id="rId79">
-        <w:r>
-          <w:rPr>
-            <w:lang w:val="id_ID" w:bidi="id_ID"/>
-          </w:rPr>
-          <w:rPr>
-            <w:color w:val="0000EE"/>
-            <w:u w:val="single"/>
-          </w:rPr>
-          <w:t>Lukas 8:1–3</w:t>
-        </w:r>
-      </w:hyperlink>
-    </w:p>
-    <w:p>
-      <w:pPr>
-        <w:pStyle w:val="ListBullet"/>
-        <w:spacing w:line="240" w:lineRule="auto"/>
-        <w:ind w:left="720"/>
-      </w:pPr>
-      <w:r>
-        <w:rPr>
-          <w:lang w:val="id_ID" w:bidi="id_ID"/>
-        </w:rPr>
-      </w:r>
-      <w:hyperlink r:id="rId80">
-        <w:r>
-          <w:rPr>
-            <w:lang w:val="id_ID" w:bidi="id_ID"/>
-          </w:rPr>
-          <w:rPr>
-            <w:color w:val="0000EE"/>
-            <w:u w:val="single"/>
-          </w:rPr>
-          <w:t>Lukas 24:8–10</w:t>
+      <w:hyperlink r:id="rId83">
+        <w:r>
+          <w:rPr>
+            <w:lang w:val="id_ID" w:bidi="id_ID"/>
+          </w:rPr>
+          <w:rPr>
+            <w:color w:val="0000EE"/>
+            <w:u w:val="single"/>
+          </w:rPr>
+          <w:t>Yohanes 11:2</w:t>
         </w:r>
       </w:hyperlink>
     </w:p>
@@ -6565,279 +6838,6 @@
         </w:rPr>
       </w:r>
       <w:hyperlink r:id="rId81">
-        <w:r>
-          <w:rPr>
-            <w:lang w:val="id_ID" w:bidi="id_ID"/>
-          </w:rPr>
-          <w:rPr>
-            <w:color w:val="0000EE"/>
-            <w:u w:val="single"/>
-          </w:rPr>
-          <w:t>Markus 15:39–41</w:t>
-        </w:r>
-      </w:hyperlink>
-    </w:p>
-    <w:p>
-      <w:pPr>
-        <w:pStyle w:val="ListBullet"/>
-        <w:spacing w:line="240" w:lineRule="auto"/>
-        <w:ind w:left="720"/>
-      </w:pPr>
-      <w:r>
-        <w:rPr>
-          <w:lang w:val="id_ID" w:bidi="id_ID"/>
-        </w:rPr>
-      </w:r>
-      <w:hyperlink r:id="rId82">
-        <w:r>
-          <w:rPr>
-            <w:lang w:val="id_ID" w:bidi="id_ID"/>
-          </w:rPr>
-          <w:rPr>
-            <w:color w:val="0000EE"/>
-            <w:u w:val="single"/>
-          </w:rPr>
-          <w:t>Matius 27:54–56</w:t>
-        </w:r>
-      </w:hyperlink>
-    </w:p>
-    <w:p>
-      <w:pPr>
-        <w:pStyle w:val="Heading3"/>
-      </w:pPr>
-      <w:r>
-        <w:rPr>
-          <w:lang w:val="id_ID" w:bidi="id_ID"/>
-        </w:rPr>
-        <w:t>Data Kata:</w:t>
-      </w:r>
-    </w:p>
-    <w:p>
-      <w:pPr>
-        <w:pStyle w:val="ListBullet"/>
-        <w:spacing w:line="240" w:lineRule="auto"/>
-        <w:ind w:left="720"/>
-      </w:pPr>
-      <w:r>
-        <w:rPr>
-          <w:lang w:val="id_ID" w:bidi="id_ID"/>
-        </w:rPr>
-      </w:r>
-      <w:r>
-        <w:rPr>
-          <w:lang w:val="id_ID" w:bidi="id_ID"/>
-        </w:rPr>
-        <w:t>Strong’s: G30940, G31370</w:t>
-      </w:r>
-      <w:r>
-        <w:rPr>
-          <w:lang w:val="id_ID" w:bidi="id_ID"/>
-        </w:rPr>
-      </w:r>
-      <w:r>
-        <w:rPr>
-          <w:lang w:val="id_ID" w:bidi="id_ID"/>
-        </w:rPr>
-      </w:r>
-    </w:p>
-    <w:p>
-      <w:pPr/>
-      <w:r>
-        <w:rPr>
-          <w:lang w:val="id_ID" w:bidi="id_ID"/>
-        </w:rPr>
-      </w:r>
-    </w:p>
-    <w:p>
-      <w:pPr>
-        <w:pStyle w:val="Heading2"/>
-      </w:pPr>
-      <w:r>
-        <w:rPr>
-          <w:lang w:val="id_ID" w:bidi="id_ID"/>
-        </w:rPr>
-        <w:t>Marta</w:t>
-      </w:r>
-      <w:r>
-        <w:rPr>
-          <w:lang w:val="id_ID" w:bidi="id_ID"/>
-        </w:rPr>
-      </w:r>
-    </w:p>
-    <w:p>
-      <w:pPr>
-        <w:pStyle w:val="Heading3"/>
-      </w:pPr>
-      <w:r>
-        <w:rPr>
-          <w:lang w:val="id_ID" w:bidi="id_ID"/>
-        </w:rPr>
-        <w:t>Fakta:</w:t>
-      </w:r>
-    </w:p>
-    <w:p>
-      <w:pPr/>
-      <w:r>
-        <w:rPr>
-          <w:lang w:val="id_ID" w:bidi="id_ID"/>
-        </w:rPr>
-      </w:r>
-      <w:r>
-        <w:rPr>
-          <w:lang w:val="id_ID" w:bidi="id_ID"/>
-        </w:rPr>
-        <w:t>Marta adalah seorang perempuan dari Betania yang mengikut Yesus.</w:t>
-      </w:r>
-    </w:p>
-    <w:p>
-      <w:pPr/>
-      <w:r>
-        <w:rPr>
-          <w:lang w:val="id_ID" w:bidi="id_ID"/>
-        </w:rPr>
-      </w:r>
-      <w:r>
-        <w:rPr>
-          <w:lang w:val="id_ID" w:bidi="id_ID"/>
-        </w:rPr>
-        <w:t>*Marta mempunyai seorang saudara perempuan bernama Maria dan seorang saudara laki-laki bernama Lazarus, yang juga mengikut Yesus.</w:t>
-      </w:r>
-    </w:p>
-    <w:p>
-      <w:pPr>
-        <w:pStyle w:val="ListBullet"/>
-        <w:spacing w:line="240" w:lineRule="auto"/>
-        <w:ind w:left="720"/>
-      </w:pPr>
-      <w:r>
-        <w:rPr>
-          <w:lang w:val="id_ID" w:bidi="id_ID"/>
-        </w:rPr>
-      </w:r>
-      <w:r>
-        <w:rPr>
-          <w:lang w:val="id_ID" w:bidi="id_ID"/>
-        </w:rPr>
-        <w:t>Suatu kali ketika Yesus mengunjungi mereka di rumah mereka, perhatian Marta adalah mempersiapkan makanan sementara saudara perempuannya, Maria, duduk dan mendengarkan Yesus mengajar.</w:t>
-      </w:r>
-    </w:p>
-    <w:p>
-      <w:pPr>
-        <w:pStyle w:val="ListBullet"/>
-        <w:spacing w:line="240" w:lineRule="auto"/>
-        <w:ind w:left="720"/>
-      </w:pPr>
-      <w:r>
-        <w:rPr>
-          <w:lang w:val="id_ID" w:bidi="id_ID"/>
-        </w:rPr>
-      </w:r>
-      <w:r>
-        <w:rPr>
-          <w:lang w:val="id_ID" w:bidi="id_ID"/>
-        </w:rPr>
-        <w:t>Ketika Lazarus meninggal, Marta memberi tahu Yesus bahwa dia percaya bahwa Yesus adalah Kristus, Anak Allah.</w:t>
-      </w:r>
-    </w:p>
-    <w:p>
-      <w:pPr/>
-      <w:r>
-        <w:rPr>
-          <w:lang w:val="id_ID" w:bidi="id_ID"/>
-        </w:rPr>
-      </w:r>
-      <w:r>
-        <w:rPr>
-          <w:lang w:val="id_ID" w:bidi="id_ID"/>
-        </w:rPr>
-        <w:t>(Saran terjemahan: Cara Menerjemahkan Nama)</w:t>
-      </w:r>
-    </w:p>
-    <w:p>
-      <w:pPr/>
-      <w:r>
-        <w:rPr>
-          <w:lang w:val="id_ID" w:bidi="id_ID"/>
-        </w:rPr>
-      </w:r>
-      <w:r>
-        <w:rPr>
-          <w:lang w:val="id_ID" w:bidi="id_ID"/>
-        </w:rPr>
-        <w:t xml:space="preserve">(Lihat juga: </w:t>
-      </w:r>
-      <w:r>
-        <w:rPr>
-          <w:lang w:val="id_ID" w:bidi="id_ID"/>
-        </w:rPr>
-        <w:t>Lazarus</w:t>
-      </w:r>
-      <w:r>
-        <w:rPr>
-          <w:lang w:val="id_ID" w:bidi="id_ID"/>
-        </w:rPr>
-        <w:t xml:space="preserve">, </w:t>
-      </w:r>
-      <w:r>
-        <w:rPr>
-          <w:lang w:val="id_ID" w:bidi="id_ID"/>
-        </w:rPr>
-        <w:t>Mary (sister of Martha)</w:t>
-      </w:r>
-      <w:r>
-        <w:rPr>
-          <w:lang w:val="id_ID" w:bidi="id_ID"/>
-        </w:rPr>
-        <w:t>)</w:t>
-      </w:r>
-    </w:p>
-    <w:p>
-      <w:pPr>
-        <w:pStyle w:val="Heading3"/>
-      </w:pPr>
-      <w:r>
-        <w:rPr>
-          <w:lang w:val="id_ID" w:bidi="id_ID"/>
-        </w:rPr>
-        <w:t>Referensi Alkitab:</w:t>
-      </w:r>
-    </w:p>
-    <w:p>
-      <w:pPr>
-        <w:pStyle w:val="ListBullet"/>
-        <w:spacing w:line="240" w:lineRule="auto"/>
-        <w:ind w:left="720"/>
-      </w:pPr>
-      <w:r>
-        <w:rPr>
-          <w:lang w:val="id_ID" w:bidi="id_ID"/>
-        </w:rPr>
-      </w:r>
-      <w:hyperlink r:id="rId83">
-        <w:r>
-          <w:rPr>
-            <w:lang w:val="id_ID" w:bidi="id_ID"/>
-          </w:rPr>
-          <w:rPr>
-            <w:color w:val="0000EE"/>
-            <w:u w:val="single"/>
-          </w:rPr>
-          <w:t>Yohanes 11:2</w:t>
-        </w:r>
-      </w:hyperlink>
-    </w:p>
-    <w:p>
-      <w:pPr>
-        <w:pStyle w:val="ListBullet"/>
-        <w:spacing w:line="240" w:lineRule="auto"/>
-        <w:ind w:left="720"/>
-      </w:pPr>
-      <w:r>
-        <w:rPr>
-          <w:lang w:val="id_ID" w:bidi="id_ID"/>
-        </w:rPr>
-      </w:r>
-      <w:hyperlink r:id="rId77">
         <w:r>
           <w:rPr>
             <w:lang w:val="id_ID" w:bidi="id_ID"/>
